--- a/tillsyn/A 63190-2025 tillsynsbegäran.docx
+++ b/tillsyn/A 63190-2025 tillsynsbegäran.docx
@@ -1042,7 +1042,7 @@
     <w:r>
       <w:tab/>
       <w:tab/>
-      <w:t>2026-09-14</w:t>
+      <w:t>2026-09-15</w:t>
       <w:br/>
       <w:br/>
     </w:r>

--- a/tillsyn/A 63190-2025 tillsynsbegäran.docx
+++ b/tillsyn/A 63190-2025 tillsynsbegäran.docx
@@ -1042,7 +1042,7 @@
     <w:r>
       <w:tab/>
       <w:tab/>
-      <w:t>2026-09-15</w:t>
+      <w:t>2026-09-16</w:t>
       <w:br/>
       <w:br/>
     </w:r>

--- a/tillsyn/A 63190-2025 tillsynsbegäran.docx
+++ b/tillsyn/A 63190-2025 tillsynsbegäran.docx
@@ -1042,7 +1042,7 @@
     <w:r>
       <w:tab/>
       <w:tab/>
-      <w:t>2026-09-16</w:t>
+      <w:t>2026-09-17</w:t>
       <w:br/>
       <w:br/>
     </w:r>

--- a/tillsyn/A 63190-2025 tillsynsbegäran.docx
+++ b/tillsyn/A 63190-2025 tillsynsbegäran.docx
@@ -1042,7 +1042,7 @@
     <w:r>
       <w:tab/>
       <w:tab/>
-      <w:t>2026-09-17</w:t>
+      <w:t>2026-09-18</w:t>
       <w:br/>
       <w:br/>
     </w:r>

--- a/tillsyn/A 63190-2025 tillsynsbegäran.docx
+++ b/tillsyn/A 63190-2025 tillsynsbegäran.docx
@@ -1042,7 +1042,7 @@
     <w:r>
       <w:tab/>
       <w:tab/>
-      <w:t>2026-09-18</w:t>
+      <w:t>2026-09-19</w:t>
       <w:br/>
       <w:br/>
     </w:r>

--- a/tillsyn/A 63190-2025 tillsynsbegäran.docx
+++ b/tillsyn/A 63190-2025 tillsynsbegäran.docx
@@ -1042,7 +1042,7 @@
     <w:r>
       <w:tab/>
       <w:tab/>
-      <w:t>2026-09-19</w:t>
+      <w:t>2026-09-21</w:t>
       <w:br/>
       <w:br/>
     </w:r>

--- a/tillsyn/A 63190-2025 tillsynsbegäran.docx
+++ b/tillsyn/A 63190-2025 tillsynsbegäran.docx
@@ -1042,7 +1042,7 @@
     <w:r>
       <w:tab/>
       <w:tab/>
-      <w:t>2026-09-21</w:t>
+      <w:t>2026-09-23</w:t>
       <w:br/>
       <w:br/>
     </w:r>

--- a/tillsyn/A 63190-2025 tillsynsbegäran.docx
+++ b/tillsyn/A 63190-2025 tillsynsbegäran.docx
@@ -65,7 +65,7 @@
     </w:p>
     <w:p>
       <w:r>
-        <w:t>I och inom 24 meter från avverkningsanmälan finns fynd av 16 naturvårdsarter, varav 14 är rödlistade, 3 är fridlysta, 7 är typiska (T) och 1 är signalart (S): gräddporing (VU, T), smalfotad taggsvamp (VU), tajgataggsvamp (VU), blå taggsvamp (NT, T), dropptaggsvamp (NT, T), dvärgbägarlav (NT, T), mjölsvärting (NT), skarp dropptaggsvamp (NT), svartvit taggsvamp (NT), talltaggsvamp (NT), talltita (NT, §4), vaxspindling (NT), vedskivlav (NT, T), vitplätt (NT), plattlummer (S, T, §9) och tjäder (T, §4). Se Figur 1.</w:t>
+        <w:t>I och inom 24 meter från avverkningsanmälan finns fynd av 18 naturvårdsarter, varav 16 är rödlistade, 3 är fridlysta, 7 är typiska (T) och 1 är signalart (S): gräddporing (VU, T), smalfotad taggsvamp (VU), tajgataggsvamp (VU), blå taggsvamp (NT, T), dropptaggsvamp (NT, T), dvärgbägarlav (NT, T), mjölsvärting (NT), Phellodon aquiloniniger (NT), skarp dropptaggsvamp (NT), svartvit taggsvamp (NT), talltaggsvamp (NT), talltita (NT, §4), vaxspindling (NT), vedflamlav (NT), vedskivlav (NT, T), vitplätt (NT), plattlummer (S, T, §9) och tjäder (T, §4). Se Figur 1.</w:t>
       </w:r>
     </w:p>
     <w:p>
@@ -230,6 +230,24 @@
       <w:r>
         <w:rPr>
           <w:b/>
+          <w:i/>
+        </w:rPr>
+        <w:t xml:space="preserve">Phellodon aquiloniniger </w:t>
+      </w:r>
+      <w:r>
+        <w:rPr>
+          <w:b/>
+        </w:rPr>
+        <w:t xml:space="preserve">(NT) </w:t>
+      </w:r>
+      <w:r>
+        <w:t>är en taggsvamp som bildar mykorrhiza med tall, eventuellt även med gran, i sandtallskog och annan näringsfattig äldre tallskog och barrblandskog. Den totala populationen i landet bedöms ha minskat och förväntas fortsätta minska på grund av slutavverkning av äldre barrskog och kontinuitetsskog. Arten har begränsad förmåga att återetablera sig efter slutavverkning eller andra storskaliga skogsbruksåtgärder, och det finns inga indikationer på att den långsiktigt kan etablera eller reproducera sig i bestånd som brukas med trakthyggesmetoder, markberedning, gödsling eller förädlat plantmaterial. Uppfyller kriterierna för att bli rödlistad på grund av ny kunskap som visar att en större andel av populationen än tidigare bedömt är knuten till kontinuitetsbarrskog. Minskningstakten för den svenska populationen bedöms vara nära gränsvärdet för sårbar (VU) (SLU Artdatabanken, 2026).</w:t>
+      </w:r>
+    </w:p>
+    <w:p>
+      <w:r>
+        <w:rPr>
+          <w:b/>
         </w:rPr>
         <w:t xml:space="preserve">Skarp dropptaggsvamp (NT) </w:t>
       </w:r>
@@ -279,6 +297,26 @@
       </w:r>
       <w:r>
         <w:t xml:space="preserve"> växer främst i äldre skogar på sandig mark där den bildar mykorrhiza med tall, framförallt på sandiga lavtallhedar. Mager, sandig och brandpräglad tallskog med lång trädkontinuitet bör undantas från trakthyggesbruk och inte kalavverkas. De mest värdefulla lokalerna bör få ett långsiktigt skydd med naturvårdsinriktad skötsel. Arten är placerad högst upp i Skogsstyrelsens värdepyramid för bedömning av skog med höga naturvärden och den är globalt rödlistad som nära hotad (NT), vilket medför ett internationellt ansvar för arten (SLU Artdatabanken, 2024; Nitare &amp; Skogsstyrelsen, 2019; IUCN, 2019).</w:t>
+      </w:r>
+    </w:p>
+    <w:p>
+      <w:r>
+        <w:rPr>
+          <w:b/>
+        </w:rPr>
+        <w:t>Vedflamlav (NT)</w:t>
+      </w:r>
+      <w:r>
+        <w:t xml:space="preserve"> växer på gammal hård och torr, exponerad kärnved av tall, främst på högstubbar i ljusöppna lägen, t.ex. vid och på myrar, sjökanter, i glesa hällmarkskogar och i brandpräglade tallnaturskogar. Substratet nyskapas i begränsad omfattning och arten är en utmärkt indikator på höga naturvärden i denna skogstyp. Tall- och barrblandskogar med naturskogskaraktär och spår av bränder har ofta höga biologiska värden och bör skyddas. På vedflamlavens bål kan den sällsynta spiklaven/parasiten </w:t>
+      </w:r>
+      <w:r>
+        <w:rPr>
+          <w:i/>
+        </w:rPr>
+        <w:t>Calicium ramboldiicola</w:t>
+      </w:r>
+      <w:r>
+        <w:t xml:space="preserve"> (VU) påträffas (SLU Artdatabanken, 2026).</w:t>
       </w:r>
     </w:p>
     <w:p>
@@ -1042,7 +1080,7 @@
     <w:r>
       <w:tab/>
       <w:tab/>
-      <w:t>2026-09-23</w:t>
+      <w:t>2026-09-24</w:t>
       <w:br/>
       <w:br/>
     </w:r>

--- a/tillsyn/A 63190-2025 tillsynsbegäran.docx
+++ b/tillsyn/A 63190-2025 tillsynsbegäran.docx
@@ -1080,7 +1080,7 @@
     <w:r>
       <w:tab/>
       <w:tab/>
-      <w:t>2026-09-24</w:t>
+      <w:t>2026-09-25</w:t>
       <w:br/>
       <w:br/>
     </w:r>

--- a/tillsyn/A 63190-2025 tillsynsbegäran.docx
+++ b/tillsyn/A 63190-2025 tillsynsbegäran.docx
@@ -22,7 +22,7 @@
       <w:r>
         <w:drawing>
           <wp:inline xmlns:a="http://schemas.openxmlformats.org/drawingml/2006/main" xmlns:pic="http://schemas.openxmlformats.org/drawingml/2006/picture">
-            <wp:extent cx="5432759" cy="5724000"/>
+            <wp:extent cx="5218308" cy="5724000"/>
             <wp:docPr id="1" name="Picture 1"/>
             <wp:cNvGraphicFramePr>
               <a:graphicFrameLocks noChangeAspect="1"/>
@@ -43,7 +43,7 @@
                   <pic:spPr>
                     <a:xfrm>
                       <a:off x="0" y="0"/>
-                      <a:ext cx="5432759" cy="5724000"/>
+                      <a:ext cx="5218308" cy="5724000"/>
                     </a:xfrm>
                     <a:prstGeom prst="rect"/>
                   </pic:spPr>
@@ -65,7 +65,7 @@
     </w:p>
     <w:p>
       <w:r>
-        <w:t>I och inom 24 meter från avverkningsanmälan finns fynd av 18 naturvårdsarter, varav 16 är rödlistade, 3 är fridlysta, 7 är typiska (T) och 1 är signalart (S): gräddporing (VU, T), smalfotad taggsvamp (VU), tajgataggsvamp (VU), blå taggsvamp (NT, T), dropptaggsvamp (NT, T), dvärgbägarlav (NT, T), mjölsvärting (NT), Phellodon aquiloniniger (NT), skarp dropptaggsvamp (NT), svartvit taggsvamp (NT), talltaggsvamp (NT), talltita (NT, §4), vaxspindling (NT), vedflamlav (NT), vedskivlav (NT, T), vitplätt (NT), plattlummer (S, T, §9) och tjäder (T, §4). Se Figur 1.</w:t>
+        <w:t>I och inom 24 meter från avverkningsanmälan finns fynd av 19 naturvårdsarter, varav 17 är rödlistade, 3 är fridlysta, 7 är typiska (T) och 1 är signalart (S): gräddporing (VU, T), smalfotad taggsvamp (VU), tajgataggsvamp (VU), torrmusseron (VU), blå taggsvamp (NT, T), dropptaggsvamp (NT, T), dvärgbägarlav (NT, T), mjölsvärting (NT), Phellodon aquiloniniger (NT), skarp dropptaggsvamp (NT), svartvit taggsvamp (NT), talltaggsvamp (NT), talltita (NT, §4), vaxspindling (NT), vedflamlav (NT), vedskivlav (NT, T), vitplätt (NT), plattlummer (S, T, §9) och tjäder (T, §4). Se Figur 1.</w:t>
       </w:r>
     </w:p>
     <w:p>
@@ -153,6 +153,17 @@
       </w:r>
       <w:r>
         <w:t xml:space="preserve"> som vid DNA-undersökningar visat sig ha flera olika former. Tajgataggsvamp är globalt rödlistad som sårbar (VU) vilket innebär att Sverige har ett internationellt ansvar för arten (IUCN, 2025; SLU Artdatabanken, 2024; Nitare &amp; Skogsstyrelsen, 2019).</w:t>
+      </w:r>
+    </w:p>
+    <w:p>
+      <w:r>
+        <w:rPr>
+          <w:b/>
+        </w:rPr>
+        <w:t xml:space="preserve">Torrmusseron (VU) </w:t>
+      </w:r>
+      <w:r>
+        <w:t>bildar mykorrhiza med tall, huvudsakligen på sandig mark på magra äldre tallhedar med tunt fältskikt. Bara påträffad i äldre skog med naturskogskaraktär eller skogar som plock- eller dimensionsavverkats. Bedöms ha svårt att återetableras efter kalavverkning och slutavverkning, markberedning och gödsling bör ej förekomma på kända lokaler (SLU Artdatabanken, 2024).</w:t>
       </w:r>
     </w:p>
     <w:p>
@@ -1080,7 +1091,7 @@
     <w:r>
       <w:tab/>
       <w:tab/>
-      <w:t>2026-09-25</w:t>
+      <w:t>2026-09-26</w:t>
       <w:br/>
       <w:br/>
     </w:r>

--- a/tillsyn/A 63190-2025 tillsynsbegäran.docx
+++ b/tillsyn/A 63190-2025 tillsynsbegäran.docx
@@ -1091,7 +1091,7 @@
     <w:r>
       <w:tab/>
       <w:tab/>
-      <w:t>2026-09-26</w:t>
+      <w:t>2026-09-27</w:t>
       <w:br/>
       <w:br/>
     </w:r>

--- a/tillsyn/A 63190-2025 tillsynsbegäran.docx
+++ b/tillsyn/A 63190-2025 tillsynsbegäran.docx
@@ -1091,7 +1091,7 @@
     <w:r>
       <w:tab/>
       <w:tab/>
-      <w:t>2026-09-27</w:t>
+      <w:t>2026-09-28</w:t>
       <w:br/>
       <w:br/>
     </w:r>

--- a/tillsyn/A 63190-2025 tillsynsbegäran.docx
+++ b/tillsyn/A 63190-2025 tillsynsbegäran.docx
@@ -1091,7 +1091,7 @@
     <w:r>
       <w:tab/>
       <w:tab/>
-      <w:t>2026-09-28</w:t>
+      <w:t>2026-09-29</w:t>
       <w:br/>
       <w:br/>
     </w:r>

--- a/tillsyn/A 63190-2025 tillsynsbegäran.docx
+++ b/tillsyn/A 63190-2025 tillsynsbegäran.docx
@@ -1091,7 +1091,7 @@
     <w:r>
       <w:tab/>
       <w:tab/>
-      <w:t>2026-09-29</w:t>
+      <w:t>2026-09-30</w:t>
       <w:br/>
       <w:br/>
     </w:r>

--- a/tillsyn/A 63190-2025 tillsynsbegäran.docx
+++ b/tillsyn/A 63190-2025 tillsynsbegäran.docx
@@ -1091,7 +1091,7 @@
     <w:r>
       <w:tab/>
       <w:tab/>
-      <w:t>2026-09-30</w:t>
+      <w:t>2026-10-01</w:t>
       <w:br/>
       <w:br/>
     </w:r>

--- a/tillsyn/A 63190-2025 tillsynsbegäran.docx
+++ b/tillsyn/A 63190-2025 tillsynsbegäran.docx
@@ -1091,7 +1091,7 @@
     <w:r>
       <w:tab/>
       <w:tab/>
-      <w:t>2026-10-01</w:t>
+      <w:t>2026-10-02</w:t>
       <w:br/>
       <w:br/>
     </w:r>

--- a/tillsyn/A 63190-2025 tillsynsbegäran.docx
+++ b/tillsyn/A 63190-2025 tillsynsbegäran.docx
@@ -1091,7 +1091,7 @@
     <w:r>
       <w:tab/>
       <w:tab/>
-      <w:t>2026-10-02</w:t>
+      <w:t>2026-10-03</w:t>
       <w:br/>
       <w:br/>
     </w:r>

--- a/tillsyn/A 63190-2025 tillsynsbegäran.docx
+++ b/tillsyn/A 63190-2025 tillsynsbegäran.docx
@@ -1091,7 +1091,7 @@
     <w:r>
       <w:tab/>
       <w:tab/>
-      <w:t>2026-10-03</w:t>
+      <w:t>2026-10-04</w:t>
       <w:br/>
       <w:br/>
     </w:r>

--- a/tillsyn/A 63190-2025 tillsynsbegäran.docx
+++ b/tillsyn/A 63190-2025 tillsynsbegäran.docx
@@ -1091,7 +1091,7 @@
     <w:r>
       <w:tab/>
       <w:tab/>
-      <w:t>2026-10-04</w:t>
+      <w:t>2026-10-05</w:t>
       <w:br/>
       <w:br/>
     </w:r>

--- a/tillsyn/A 63190-2025 tillsynsbegäran.docx
+++ b/tillsyn/A 63190-2025 tillsynsbegäran.docx
@@ -1091,7 +1091,7 @@
     <w:r>
       <w:tab/>
       <w:tab/>
-      <w:t>2026-10-05</w:t>
+      <w:t>2026-10-06</w:t>
       <w:br/>
       <w:br/>
     </w:r>

--- a/tillsyn/A 63190-2025 tillsynsbegäran.docx
+++ b/tillsyn/A 63190-2025 tillsynsbegäran.docx
@@ -65,7 +65,7 @@
     </w:p>
     <w:p>
       <w:r>
-        <w:t>I och inom 24 meter från avverkningsanmälan finns fynd av 19 naturvårdsarter, varav 17 är rödlistade, 3 är fridlysta, 7 är typiska (T) och 1 är signalart (S): gräddporing (VU, T), smalfotad taggsvamp (VU), tajgataggsvamp (VU), torrmusseron (VU), blå taggsvamp (NT, T), dropptaggsvamp (NT, T), dvärgbägarlav (NT, T), mjölsvärting (NT), Phellodon aquiloniniger (NT), skarp dropptaggsvamp (NT), svartvit taggsvamp (NT), talltaggsvamp (NT), talltita (NT, §4), vaxspindling (NT), vedflamlav (NT), vedskivlav (NT, T), vitplätt (NT), plattlummer (S, T, §9) och tjäder (T, §4). Se Figur 1.</w:t>
+        <w:t>I och inom 24 meter från avverkningsanmälan finns fynd av 20 naturvårdsarter, varav 18 är rödlistade, 3 är fridlysta, 8 är typiska (T) och 1 är signalart (S): gräddporing (VU, T), smalfotad taggsvamp (VU), tajgataggsvamp (VU), torrmusseron (VU), blå taggsvamp (NT, T), dropptaggsvamp (NT, T), dvärgbägarlav (NT, T), mjölsvärting (NT), orange taggsvamp (NT, T), Phellodon aquiloniniger (NT), skarp dropptaggsvamp (NT), svartvit taggsvamp (NT), talltaggsvamp (NT), talltita (NT, §4), vaxspindling (NT), vedflamlav (NT), vedskivlav (NT, T), vitplätt (NT), plattlummer (S, T, §9) och tjäder (T, §4). Se Figur 1.</w:t>
       </w:r>
     </w:p>
     <w:p>
@@ -241,6 +241,26 @@
       <w:r>
         <w:rPr>
           <w:b/>
+        </w:rPr>
+        <w:t xml:space="preserve">Orange taggsvamp (NT) </w:t>
+      </w:r>
+      <w:r>
+        <w:t xml:space="preserve">bildar mykorrhiza med både gran och tall och den förekommer främst i äldre barrskogar med kontinuitetsskogskaraktär. Mest frekvent är den i äldre mossrik granskog, men då bara i skogar inom granens naturliga utbredningsområde och i bestånd med långvarig grankontinuitet. Den totala populationen i landet bedöms ha minskat kraftigt och fortsatt kommer att minska då arten är knuten till en produktiv skogsmiljö som successivt avverkas. Arten hotas främst av skogsavverkning och tycks försvinna efter slutavverkning, markberedning och plantering och det är inte känt att arten har återkommit i anlagd skog på tidigare kalmark. Orange taggsvamp är typisk art för </w:t>
+      </w:r>
+      <w:r>
+        <w:rPr>
+          <w:i/>
+        </w:rPr>
+        <w:t>9010 Taiga</w:t>
+      </w:r>
+      <w:r>
+        <w:t xml:space="preserve"> (SLU Artdatabanken, 2024).</w:t>
+      </w:r>
+    </w:p>
+    <w:p>
+      <w:r>
+        <w:rPr>
+          <w:b/>
           <w:i/>
         </w:rPr>
         <w:t xml:space="preserve">Phellodon aquiloniniger </w:t>
@@ -456,7 +476,7 @@
     </w:p>
     <w:p>
       <w:r>
-        <w:t>Följande typiska arter har sina livsmiljöer och växtplatser i den avverkningsanmälda skogen: gräddporing (VU, T), blå taggsvamp (NT, T), dropptaggsvamp (NT, T), dvärgbägarlav (NT, T), vedskivlav (NT, T), plattlummer (S, T, §9) och tjäder (T, §4).</w:t>
+        <w:t>Följande typiska arter har sina livsmiljöer och växtplatser i den avverkningsanmälda skogen: gräddporing (VU, T), blå taggsvamp (NT, T), dropptaggsvamp (NT, T), dvärgbägarlav (NT, T), orange taggsvamp (NT, T), vedskivlav (NT, T), plattlummer (S, T, §9) och tjäder (T, §4).</w:t>
       </w:r>
     </w:p>
     <w:p>
@@ -1091,7 +1111,7 @@
     <w:r>
       <w:tab/>
       <w:tab/>
-      <w:t>2026-10-06</w:t>
+      <w:t>2026-10-07</w:t>
       <w:br/>
       <w:br/>
     </w:r>

--- a/tillsyn/A 63190-2025 tillsynsbegäran.docx
+++ b/tillsyn/A 63190-2025 tillsynsbegäran.docx
@@ -1111,7 +1111,7 @@
     <w:r>
       <w:tab/>
       <w:tab/>
-      <w:t>2026-10-07</w:t>
+      <w:t>2026-10-08</w:t>
       <w:br/>
       <w:br/>
     </w:r>

--- a/tillsyn/A 63190-2025 tillsynsbegäran.docx
+++ b/tillsyn/A 63190-2025 tillsynsbegäran.docx
@@ -1111,7 +1111,7 @@
     <w:r>
       <w:tab/>
       <w:tab/>
-      <w:t>2026-10-08</w:t>
+      <w:t>2026-10-09</w:t>
       <w:br/>
       <w:br/>
     </w:r>

--- a/tillsyn/A 63190-2025 tillsynsbegäran.docx
+++ b/tillsyn/A 63190-2025 tillsynsbegäran.docx
@@ -1111,7 +1111,7 @@
     <w:r>
       <w:tab/>
       <w:tab/>
-      <w:t>2026-10-09</w:t>
+      <w:t>2026-10-10</w:t>
       <w:br/>
       <w:br/>
     </w:r>

--- a/tillsyn/A 63190-2025 tillsynsbegäran.docx
+++ b/tillsyn/A 63190-2025 tillsynsbegäran.docx
@@ -1111,7 +1111,7 @@
     <w:r>
       <w:tab/>
       <w:tab/>
-      <w:t>2026-10-10</w:t>
+      <w:t>2026-10-11</w:t>
       <w:br/>
       <w:br/>
     </w:r>

--- a/tillsyn/A 63190-2025 tillsynsbegäran.docx
+++ b/tillsyn/A 63190-2025 tillsynsbegäran.docx
@@ -1111,7 +1111,7 @@
     <w:r>
       <w:tab/>
       <w:tab/>
-      <w:t>2026-10-11</w:t>
+      <w:t>2026-10-12</w:t>
       <w:br/>
       <w:br/>
     </w:r>

--- a/tillsyn/A 63190-2025 tillsynsbegäran.docx
+++ b/tillsyn/A 63190-2025 tillsynsbegäran.docx
@@ -1111,7 +1111,7 @@
     <w:r>
       <w:tab/>
       <w:tab/>
-      <w:t>2026-10-12</w:t>
+      <w:t>2026-10-13</w:t>
       <w:br/>
       <w:br/>
     </w:r>

--- a/tillsyn/A 63190-2025 tillsynsbegäran.docx
+++ b/tillsyn/A 63190-2025 tillsynsbegäran.docx
@@ -1111,7 +1111,7 @@
     <w:r>
       <w:tab/>
       <w:tab/>
-      <w:t>2026-10-13</w:t>
+      <w:t>2026-10-14</w:t>
       <w:br/>
       <w:br/>
     </w:r>

--- a/tillsyn/A 63190-2025 tillsynsbegäran.docx
+++ b/tillsyn/A 63190-2025 tillsynsbegäran.docx
@@ -1111,7 +1111,7 @@
     <w:r>
       <w:tab/>
       <w:tab/>
-      <w:t>2026-10-14</w:t>
+      <w:t>2026-10-15</w:t>
       <w:br/>
       <w:br/>
     </w:r>

--- a/tillsyn/A 63190-2025 tillsynsbegäran.docx
+++ b/tillsyn/A 63190-2025 tillsynsbegäran.docx
@@ -1111,7 +1111,7 @@
     <w:r>
       <w:tab/>
       <w:tab/>
-      <w:t>2026-10-15</w:t>
+      <w:t>2026-10-16</w:t>
       <w:br/>
       <w:br/>
     </w:r>

--- a/tillsyn/A 63190-2025 tillsynsbegäran.docx
+++ b/tillsyn/A 63190-2025 tillsynsbegäran.docx
@@ -1111,7 +1111,7 @@
     <w:r>
       <w:tab/>
       <w:tab/>
-      <w:t>2026-10-16</w:t>
+      <w:t>2026-10-17</w:t>
       <w:br/>
       <w:br/>
     </w:r>

--- a/tillsyn/A 63190-2025 tillsynsbegäran.docx
+++ b/tillsyn/A 63190-2025 tillsynsbegäran.docx
@@ -1111,7 +1111,7 @@
     <w:r>
       <w:tab/>
       <w:tab/>
-      <w:t>2026-10-17</w:t>
+      <w:t>2026-10-18</w:t>
       <w:br/>
       <w:br/>
     </w:r>

--- a/tillsyn/A 63190-2025 tillsynsbegäran.docx
+++ b/tillsyn/A 63190-2025 tillsynsbegäran.docx
@@ -1111,7 +1111,7 @@
     <w:r>
       <w:tab/>
       <w:tab/>
-      <w:t>2026-10-18</w:t>
+      <w:t>2026-10-19</w:t>
       <w:br/>
       <w:br/>
     </w:r>

--- a/tillsyn/A 63190-2025 tillsynsbegäran.docx
+++ b/tillsyn/A 63190-2025 tillsynsbegäran.docx
@@ -1111,7 +1111,7 @@
     <w:r>
       <w:tab/>
       <w:tab/>
-      <w:t>2026-10-19</w:t>
+      <w:t>2026-10-20</w:t>
       <w:br/>
       <w:br/>
     </w:r>

--- a/tillsyn/A 63190-2025 tillsynsbegäran.docx
+++ b/tillsyn/A 63190-2025 tillsynsbegäran.docx
@@ -1111,7 +1111,7 @@
     <w:r>
       <w:tab/>
       <w:tab/>
-      <w:t>2026-10-20</w:t>
+      <w:t>2026-10-21</w:t>
       <w:br/>
       <w:br/>
     </w:r>

--- a/tillsyn/A 63190-2025 tillsynsbegäran.docx
+++ b/tillsyn/A 63190-2025 tillsynsbegäran.docx
@@ -1111,7 +1111,7 @@
     <w:r>
       <w:tab/>
       <w:tab/>
-      <w:t>2026-10-21</w:t>
+      <w:t>2026-10-22</w:t>
       <w:br/>
       <w:br/>
     </w:r>

--- a/tillsyn/A 63190-2025 tillsynsbegäran.docx
+++ b/tillsyn/A 63190-2025 tillsynsbegäran.docx
@@ -1111,7 +1111,7 @@
     <w:r>
       <w:tab/>
       <w:tab/>
-      <w:t>2026-10-22</w:t>
+      <w:t>2026-10-23</w:t>
       <w:br/>
       <w:br/>
     </w:r>

--- a/tillsyn/A 63190-2025 tillsynsbegäran.docx
+++ b/tillsyn/A 63190-2025 tillsynsbegäran.docx
@@ -1111,7 +1111,7 @@
     <w:r>
       <w:tab/>
       <w:tab/>
-      <w:t>2026-10-23</w:t>
+      <w:t>2026-10-24</w:t>
       <w:br/>
       <w:br/>
     </w:r>
